--- a/Files/Rezyume_-_Smirno5v_Ilya (1).docx
+++ b/Files/Rezyume_-_Smirno5v_Ilya (1).docx
@@ -304,185 +304,94 @@
           <w:sz w:val="22"/>
           <w:szCs w:val="22"/>
         </w:rPr>
-        <w:t xml:space="preserve">КЛЮЧЕВЫЕ ЗНАНИЯ И НАВЫКИ</w:t>
-      </w:r>
-    </w:p>
-    <w:p>
-      <w:pPr>
-        <w:pStyle w:val="ListParagraph"/>
-        <w:numPr>
-          <w:ilvl w:val="0"/>
-          <w:numId w:val="2"/>
-        </w:numPr>
-        <w:spacing w:after="60"/>
-      </w:pPr>
-      <w:r>
-        <w:rPr>
-          <w:rFonts w:ascii="Calibri" w:cs="Calibri" w:eastAsia="Calibri" w:hAnsi="Calibri"/>
-          <w:b/>
-          <w:bCs/>
-          <w:sz w:val="21"/>
-          <w:szCs w:val="21"/>
-        </w:rPr>
-        <w:t xml:space="preserve">Видеопродакшн: </w:t>
-      </w:r>
-      <w:r>
-        <w:rPr>
-          <w:rFonts w:ascii="Calibri" w:cs="Calibri" w:eastAsia="Calibri" w:hAnsi="Calibri"/>
-          <w:sz w:val="21"/>
-          <w:szCs w:val="21"/>
-        </w:rPr>
-        <w:t xml:space="preserve">2+ года монтажа и обработки видео (Premiere Pro, After Effects), создание роликов на разные тематики, опыт работы в сфере Virtual Production</w:t>
-      </w:r>
-    </w:p>
-    <w:p>
-      <w:pPr>
-        <w:pStyle w:val="ListParagraph"/>
-        <w:numPr>
-          <w:ilvl w:val="0"/>
-          <w:numId w:val="2"/>
-        </w:numPr>
-        <w:spacing w:after="60"/>
-      </w:pPr>
-      <w:r>
-        <w:rPr>
-          <w:rFonts w:ascii="Calibri" w:cs="Calibri" w:eastAsia="Calibri" w:hAnsi="Calibri"/>
-          <w:b/>
-          <w:bCs/>
-          <w:sz w:val="21"/>
-          <w:szCs w:val="21"/>
-        </w:rPr>
-        <w:t xml:space="preserve">3D и анимация: </w:t>
-      </w:r>
-      <w:r>
-        <w:rPr>
-          <w:rFonts w:ascii="Calibri" w:cs="Calibri" w:eastAsia="Calibri" w:hAnsi="Calibri"/>
-          <w:sz w:val="21"/>
-          <w:szCs w:val="21"/>
-        </w:rPr>
-        <w:t xml:space="preserve">Blender, Cinema 4D — создание фанатских анимаций, понимание принципов анимации, композиции и темпоритма</w:t>
-      </w:r>
-    </w:p>
-    <w:p>
-      <w:pPr>
-        <w:pStyle w:val="ListParagraph"/>
-        <w:numPr>
-          <w:ilvl w:val="0"/>
-          <w:numId w:val="2"/>
-        </w:numPr>
-        <w:spacing w:after="60"/>
-      </w:pPr>
-      <w:r>
-        <w:rPr>
-          <w:rFonts w:ascii="Calibri" w:cs="Calibri" w:eastAsia="Calibri" w:hAnsi="Calibri"/>
-          <w:b/>
-          <w:bCs/>
-          <w:sz w:val="21"/>
-          <w:szCs w:val="21"/>
-        </w:rPr>
-        <w:t xml:space="preserve">Игровые движки: </w:t>
-      </w:r>
-      <w:r>
-        <w:rPr>
-          <w:rFonts w:ascii="Calibri" w:cs="Calibri" w:eastAsia="Calibri" w:hAnsi="Calibri"/>
-          <w:sz w:val="21"/>
-          <w:szCs w:val="21"/>
-        </w:rPr>
-        <w:t xml:space="preserve">опыт работы с Unreal Engine 5 и Unity</w:t>
-      </w:r>
-    </w:p>
-    <w:p>
-      <w:pPr>
-        <w:pStyle w:val="ListParagraph"/>
-        <w:numPr>
-          <w:ilvl w:val="0"/>
-          <w:numId w:val="2"/>
-        </w:numPr>
-        <w:spacing w:after="60"/>
-      </w:pPr>
-      <w:r>
-        <w:rPr>
-          <w:rFonts w:ascii="Calibri" w:cs="Calibri" w:eastAsia="Calibri" w:hAnsi="Calibri"/>
-          <w:b/>
-          <w:bCs/>
-          <w:sz w:val="21"/>
-          <w:szCs w:val="21"/>
-        </w:rPr>
-        <w:t xml:space="preserve">Технические навыки: </w:t>
-      </w:r>
-      <w:r>
-        <w:rPr>
-          <w:rFonts w:ascii="Calibri" w:cs="Calibri" w:eastAsia="Calibri" w:hAnsi="Calibri"/>
-          <w:sz w:val="21"/>
-          <w:szCs w:val="21"/>
-        </w:rPr>
-        <w:t xml:space="preserve">программирование и разработка приложений — Python, JavaScript, TypeScript, HTML/CSS, ReactJS, Flutter (iOS и Android), WordPress, работа с командной строкой (CMD) — помогает автоматизировать рутинные процессы</w:t>
-      </w:r>
-    </w:p>
-    <w:p>
-      <w:pPr>
-        <w:pStyle w:val="ListParagraph"/>
-        <w:numPr>
-          <w:ilvl w:val="0"/>
-          <w:numId w:val="2"/>
-        </w:numPr>
-        <w:spacing w:after="60"/>
-      </w:pPr>
-      <w:r>
-        <w:rPr>
-          <w:rFonts w:ascii="Calibri" w:cs="Calibri" w:eastAsia="Calibri" w:hAnsi="Calibri"/>
-          <w:b/>
-          <w:bCs/>
-          <w:sz w:val="21"/>
-          <w:szCs w:val="21"/>
-        </w:rPr>
-        <w:t xml:space="preserve">Работа с ИИ: </w:t>
-      </w:r>
-      <w:r>
-        <w:rPr>
-          <w:rFonts w:ascii="Calibri" w:cs="Calibri" w:eastAsia="Calibri" w:hAnsi="Calibri"/>
-          <w:sz w:val="21"/>
-          <w:szCs w:val="21"/>
-        </w:rPr>
-        <w:t xml:space="preserve">обучение нейросетей на собственном датасете, разработал собственную LoRA на базе Qwen 2.5</w:t>
-      </w:r>
-    </w:p>
-    <w:p>
-      <w:pPr>
-        <w:pStyle w:val="ListParagraph"/>
-        <w:numPr>
-          <w:ilvl w:val="0"/>
-          <w:numId w:val="2"/>
-        </w:numPr>
-        <w:spacing w:after="60"/>
-      </w:pPr>
-      <w:r>
-        <w:rPr>
-          <w:rFonts w:ascii="Calibri" w:cs="Calibri" w:eastAsia="Calibri" w:hAnsi="Calibri"/>
-          <w:color w:val="262626"/>
-          <w:sz w:val="21"/>
-          <w:szCs w:val="21"/>
-        </w:rPr>
-        <w:t xml:space="preserve">Операторская работа (кино-индустрия)</w:t>
-      </w:r>
-    </w:p>
-    <w:p>
-      <w:pPr>
-        <w:pStyle w:val="ListParagraph"/>
-        <w:numPr>
-          <w:ilvl w:val="0"/>
-          <w:numId w:val="2"/>
-        </w:numPr>
-        <w:spacing w:after="60"/>
-      </w:pPr>
-      <w:r>
-        <w:rPr>
-          <w:rFonts w:ascii="Calibri" w:cs="Calibri" w:eastAsia="Calibri" w:hAnsi="Calibri"/>
-          <w:color w:val="262626"/>
-          <w:sz w:val="21"/>
-          <w:szCs w:val="21"/>
-        </w:rPr>
-        <w:t xml:space="preserve">Исполнительность, внимательность, ответственность, обучаемость, мотивация</w:t>
+        <w:t xml:space="preserve">ОПЫТ РАЗРАБОТКИ</w:t>
+      </w:r>
+    </w:p>
+    <w:p>
+      <w:pPr>
+        <w:spacing w:after="60"/>
+      </w:pPr>
+      <w:r>
+        <w:rPr>
+          <w:rFonts w:ascii="Calibri" w:cs="Calibri" w:eastAsia="Calibri" w:hAnsi="Calibri"/>
+          <w:b w:val="false"/>
+          <w:bCs w:val="false"/>
+          <w:color w:val="262626"/>
+          <w:sz w:val="21"/>
+          <w:szCs w:val="21"/>
+        </w:rPr>
+        <w:t xml:space="preserve">Разрабатываю коммерческие и прикладные IT-продукты на протяжении нескольких лет. Работаю full-stack разработчиком, создавая web- и мобильные приложения от проектирования архитектуры и базы данных до frontend, backend и развёртывания.</w:t>
+      </w:r>
+    </w:p>
+    <w:p>
+      <w:pPr>
+        <w:spacing w:after="60"/>
+      </w:pPr>
+      <w:r>
+        <w:rPr>
+          <w:rFonts w:ascii="Calibri" w:cs="Calibri" w:eastAsia="Calibri" w:hAnsi="Calibri"/>
+          <w:b/>
+          <w:bCs/>
+          <w:sz w:val="21"/>
+          <w:szCs w:val="21"/>
+        </w:rPr>
+        <w:t xml:space="preserve">Основной стек: </w:t>
+      </w:r>
+      <w:r>
+        <w:rPr>
+          <w:rFonts w:ascii="Calibri" w:cs="Calibri" w:eastAsia="Calibri" w:hAnsi="Calibri"/>
+          <w:sz w:val="21"/>
+          <w:szCs w:val="21"/>
+        </w:rPr>
+        <w:t xml:space="preserve">JavaScript / TypeScript, React, Node.js, Express, PHP, Laravel, PostgreSQL, Prisma, Flutter, Dart, REST API, Firebase, WebSocket / Socket.IO.</w:t>
+      </w:r>
+    </w:p>
+    <w:p>
+      <w:pPr>
+        <w:spacing w:after="60"/>
+      </w:pPr>
+      <w:r>
+        <w:rPr>
+          <w:rFonts w:ascii="Calibri" w:cs="Calibri" w:eastAsia="Calibri" w:hAnsi="Calibri"/>
+          <w:b w:val="false"/>
+          <w:bCs w:val="false"/>
+          <w:color w:val="262626"/>
+          <w:sz w:val="21"/>
+          <w:szCs w:val="21"/>
+        </w:rPr>
+        <w:t xml:space="preserve">Есть опыт разработки CRM и B2B-систем, маркетплейсов, личных кабинетов, сервисов с авторизацией, клиентскими профилями, статусами, откликами и realtime-взаимодействием.</w:t>
+      </w:r>
+    </w:p>
+    <w:p>
+      <w:pPr>
+        <w:spacing w:after="60"/>
+      </w:pPr>
+      <w:r>
+        <w:rPr>
+          <w:rFonts w:ascii="Calibri" w:cs="Calibri" w:eastAsia="Calibri" w:hAnsi="Calibri"/>
+          <w:b w:val="false"/>
+          <w:bCs w:val="false"/>
+          <w:color w:val="262626"/>
+          <w:sz w:val="21"/>
+          <w:szCs w:val="21"/>
+        </w:rPr>
+        <w:t xml:space="preserve">Также работаю с Flutter для Android/iOS, а также имею практический опыт в Unreal Engine 5, Unity, Blender, 3D и разработке игровых проектов.</w:t>
+      </w:r>
+    </w:p>
+    <w:p>
+      <w:pPr>
+        <w:spacing w:after="60"/>
+      </w:pPr>
+      <w:r>
+        <w:rPr>
+          <w:rFonts w:ascii="Calibri" w:cs="Calibri" w:eastAsia="Calibri" w:hAnsi="Calibri"/>
+          <w:b w:val="false"/>
+          <w:bCs w:val="false"/>
+          <w:color w:val="262626"/>
+          <w:sz w:val="21"/>
+          <w:szCs w:val="21"/>
+        </w:rPr>
+        <w:t xml:space="preserve">Помимо непосредственно программирования, имею опыт участия в проектировании продуктов: постановке задач, проектировании UX/UI, архитектуры приложения, API и базы данных, а также координации разработки.</w:t>
       </w:r>
     </w:p>
     <w:p>
@@ -501,197 +410,185 @@
           <w:sz w:val="22"/>
           <w:szCs w:val="22"/>
         </w:rPr>
-        <w:t xml:space="preserve">ДОСТИЖЕНИЯ</w:t>
-      </w:r>
-    </w:p>
-    <w:p>
-      <w:pPr>
-        <w:pStyle w:val="ListParagraph"/>
-        <w:numPr>
-          <w:ilvl w:val="0"/>
-          <w:numId w:val="2"/>
-        </w:numPr>
-        <w:spacing w:after="60"/>
-      </w:pPr>
-      <w:r>
-        <w:rPr>
-          <w:rFonts w:ascii="Calibri" w:cs="Calibri" w:eastAsia="Calibri" w:hAnsi="Calibri"/>
-          <w:color w:val="262626"/>
-          <w:sz w:val="21"/>
-          <w:szCs w:val="21"/>
-        </w:rPr>
-        <w:t xml:space="preserve">Написал первое приложение на базе React — Twitter Clone</w:t>
-      </w:r>
-    </w:p>
-    <w:p>
-      <w:pPr>
-        <w:pStyle w:val="ListParagraph"/>
-        <w:numPr>
-          <w:ilvl w:val="0"/>
-          <w:numId w:val="2"/>
-        </w:numPr>
-        <w:spacing w:after="60"/>
-      </w:pPr>
-      <w:r>
-        <w:rPr>
-          <w:rFonts w:ascii="Calibri" w:cs="Calibri" w:eastAsia="Calibri" w:hAnsi="Calibri"/>
-          <w:color w:val="262626"/>
-          <w:sz w:val="21"/>
-          <w:szCs w:val="21"/>
-        </w:rPr>
-        <w:t xml:space="preserve">Разработал веб-приложение на серверном языке PHP — YouTube Clone</w:t>
-      </w:r>
-    </w:p>
-    <w:p>
-      <w:pPr>
-        <w:pStyle w:val="ListParagraph"/>
-        <w:numPr>
-          <w:ilvl w:val="0"/>
-          <w:numId w:val="2"/>
-        </w:numPr>
-        <w:spacing w:after="60"/>
-      </w:pPr>
-      <w:r>
-        <w:rPr>
-          <w:rFonts w:ascii="Calibri" w:cs="Calibri" w:eastAsia="Calibri" w:hAnsi="Calibri"/>
-          <w:color w:val="262626"/>
-          <w:sz w:val="21"/>
-          <w:szCs w:val="21"/>
-        </w:rPr>
-        <w:t xml:space="preserve">Разработал множество дизайнов веб-приложений</w:t>
-      </w:r>
-    </w:p>
-    <w:p>
-      <w:pPr>
-        <w:pStyle w:val="ListParagraph"/>
-        <w:numPr>
-          <w:ilvl w:val="0"/>
-          <w:numId w:val="2"/>
-        </w:numPr>
-        <w:spacing w:after="60"/>
-      </w:pPr>
-      <w:r>
-        <w:rPr>
-          <w:rFonts w:ascii="Calibri" w:cs="Calibri" w:eastAsia="Calibri" w:hAnsi="Calibri"/>
-          <w:color w:val="262626"/>
-          <w:sz w:val="21"/>
-          <w:szCs w:val="21"/>
-        </w:rPr>
-        <w:t xml:space="preserve">Участие в мероприятии от 1С «День Карьеры»</w:t>
-      </w:r>
-    </w:p>
-    <w:p>
-      <w:pPr>
-        <w:pStyle w:val="ListParagraph"/>
-        <w:numPr>
-          <w:ilvl w:val="0"/>
-          <w:numId w:val="2"/>
-        </w:numPr>
-        <w:spacing w:after="60"/>
-      </w:pPr>
-      <w:r>
-        <w:rPr>
-          <w:rFonts w:ascii="Calibri" w:cs="Calibri" w:eastAsia="Calibri" w:hAnsi="Calibri"/>
-          <w:color w:val="262626"/>
-          <w:sz w:val="21"/>
-          <w:szCs w:val="21"/>
-        </w:rPr>
-        <w:t xml:space="preserve">Участие в мероприятии от ВКонтакте</w:t>
-      </w:r>
-    </w:p>
-    <w:p>
-      <w:pPr>
-        <w:pStyle w:val="ListParagraph"/>
-        <w:numPr>
-          <w:ilvl w:val="0"/>
-          <w:numId w:val="2"/>
-        </w:numPr>
-        <w:spacing w:after="60"/>
-      </w:pPr>
-      <w:r>
-        <w:rPr>
-          <w:rFonts w:ascii="Calibri" w:cs="Calibri" w:eastAsia="Calibri" w:hAnsi="Calibri"/>
-          <w:color w:val="262626"/>
-          <w:sz w:val="21"/>
-          <w:szCs w:val="21"/>
-        </w:rPr>
-        <w:t xml:space="preserve">Смонтировал множество видеороликов на разные тематики</w:t>
-      </w:r>
-    </w:p>
-    <w:p>
-      <w:pPr>
-        <w:pStyle w:val="ListParagraph"/>
-        <w:numPr>
-          <w:ilvl w:val="0"/>
-          <w:numId w:val="2"/>
-        </w:numPr>
-        <w:spacing w:after="60"/>
-      </w:pPr>
-      <w:r>
-        <w:rPr>
-          <w:rFonts w:ascii="Calibri" w:cs="Calibri" w:eastAsia="Calibri" w:hAnsi="Calibri"/>
-          <w:color w:val="262626"/>
-          <w:sz w:val="21"/>
-          <w:szCs w:val="21"/>
-        </w:rPr>
-        <w:t xml:space="preserve">Подготовил информационный портал для подачи заявок на выступление для мероприятия «Iva Fest»</w:t>
-      </w:r>
-    </w:p>
-    <w:p>
-      <w:pPr>
-        <w:pStyle w:val="ListParagraph"/>
-        <w:numPr>
-          <w:ilvl w:val="0"/>
-          <w:numId w:val="2"/>
-        </w:numPr>
-        <w:spacing w:after="60"/>
-      </w:pPr>
-      <w:r>
-        <w:rPr>
-          <w:rFonts w:ascii="Calibri" w:cs="Calibri" w:eastAsia="Calibri" w:hAnsi="Calibri"/>
-          <w:color w:val="262626"/>
-          <w:sz w:val="21"/>
-          <w:szCs w:val="21"/>
-        </w:rPr>
-        <w:t xml:space="preserve">Разработал первую видеоигру для дипломной работы на Unity — «Starship Troopers»</w:t>
-      </w:r>
-    </w:p>
-    <w:p>
-      <w:pPr>
-        <w:pStyle w:val="ListParagraph"/>
-        <w:numPr>
-          <w:ilvl w:val="0"/>
-          <w:numId w:val="2"/>
-        </w:numPr>
-        <w:spacing w:after="60"/>
-      </w:pPr>
-      <w:r>
-        <w:rPr>
-          <w:rFonts w:ascii="Calibri" w:cs="Calibri" w:eastAsia="Calibri" w:hAnsi="Calibri"/>
-          <w:color w:val="262626"/>
-          <w:sz w:val="21"/>
-          <w:szCs w:val="21"/>
-        </w:rPr>
-        <w:t xml:space="preserve">Совместно с программистом разработал CRM веб-приложение для охраны объектов (React, Ionic, TypeScript, Firebase)</w:t>
-      </w:r>
-    </w:p>
-    <w:p>
-      <w:pPr>
-        <w:pStyle w:val="ListParagraph"/>
-        <w:numPr>
-          <w:ilvl w:val="0"/>
-          <w:numId w:val="2"/>
-        </w:numPr>
-        <w:spacing w:after="60"/>
-      </w:pPr>
-      <w:r>
-        <w:rPr>
-          <w:rFonts w:ascii="Calibri" w:cs="Calibri" w:eastAsia="Calibri" w:hAnsi="Calibri"/>
-          <w:color w:val="262626"/>
-          <w:sz w:val="21"/>
-          <w:szCs w:val="21"/>
-        </w:rPr>
-        <w:t xml:space="preserve">Успешно освоил работу с нейросетями на примере Stable Diffusion и её моделей</w:t>
+        <w:t xml:space="preserve">КЛЮЧЕВЫЕ ЗНАНИЯ И НАВЫКИ</w:t>
+      </w:r>
+    </w:p>
+    <w:p>
+      <w:pPr>
+        <w:pStyle w:val="ListParagraph"/>
+        <w:numPr>
+          <w:ilvl w:val="0"/>
+          <w:numId w:val="2"/>
+        </w:numPr>
+        <w:spacing w:after="60"/>
+      </w:pPr>
+      <w:r>
+        <w:rPr>
+          <w:rFonts w:ascii="Calibri" w:cs="Calibri" w:eastAsia="Calibri" w:hAnsi="Calibri"/>
+          <w:b/>
+          <w:bCs/>
+          <w:sz w:val="21"/>
+          <w:szCs w:val="21"/>
+        </w:rPr>
+        <w:t xml:space="preserve">Видеопродакшн: </w:t>
+      </w:r>
+      <w:r>
+        <w:rPr>
+          <w:rFonts w:ascii="Calibri" w:cs="Calibri" w:eastAsia="Calibri" w:hAnsi="Calibri"/>
+          <w:sz w:val="21"/>
+          <w:szCs w:val="21"/>
+        </w:rPr>
+        <w:t xml:space="preserve">2+ года монтажа и обработки видео (Premiere Pro, After Effects), создание роликов на разные тематики, опыт работы в сфере Virtual Production</w:t>
+      </w:r>
+    </w:p>
+    <w:p>
+      <w:pPr>
+        <w:pStyle w:val="ListParagraph"/>
+        <w:numPr>
+          <w:ilvl w:val="0"/>
+          <w:numId w:val="2"/>
+        </w:numPr>
+        <w:spacing w:after="60"/>
+      </w:pPr>
+      <w:r>
+        <w:rPr>
+          <w:rFonts w:ascii="Calibri" w:cs="Calibri" w:eastAsia="Calibri" w:hAnsi="Calibri"/>
+          <w:b/>
+          <w:bCs/>
+          <w:sz w:val="21"/>
+          <w:szCs w:val="21"/>
+        </w:rPr>
+        <w:t xml:space="preserve">3D и анимация: </w:t>
+      </w:r>
+      <w:r>
+        <w:rPr>
+          <w:rFonts w:ascii="Calibri" w:cs="Calibri" w:eastAsia="Calibri" w:hAnsi="Calibri"/>
+          <w:sz w:val="21"/>
+          <w:szCs w:val="21"/>
+        </w:rPr>
+        <w:t xml:space="preserve">Blender, Cinema 4D — создание фанатских анимаций, понимание принципов анимации, композиции и темпоритма</w:t>
+      </w:r>
+    </w:p>
+    <w:p>
+      <w:pPr>
+        <w:pStyle w:val="ListParagraph"/>
+        <w:numPr>
+          <w:ilvl w:val="0"/>
+          <w:numId w:val="2"/>
+        </w:numPr>
+        <w:spacing w:after="60"/>
+      </w:pPr>
+      <w:r>
+        <w:rPr>
+          <w:rFonts w:ascii="Calibri" w:cs="Calibri" w:eastAsia="Calibri" w:hAnsi="Calibri"/>
+          <w:b/>
+          <w:bCs/>
+          <w:sz w:val="21"/>
+          <w:szCs w:val="21"/>
+        </w:rPr>
+        <w:t xml:space="preserve">Игровые движки: </w:t>
+      </w:r>
+      <w:r>
+        <w:rPr>
+          <w:rFonts w:ascii="Calibri" w:cs="Calibri" w:eastAsia="Calibri" w:hAnsi="Calibri"/>
+          <w:sz w:val="21"/>
+          <w:szCs w:val="21"/>
+        </w:rPr>
+        <w:t xml:space="preserve">опыт работы с Unreal Engine 5 и Unity</w:t>
+      </w:r>
+    </w:p>
+    <w:p>
+      <w:pPr>
+        <w:pStyle w:val="ListParagraph"/>
+        <w:numPr>
+          <w:ilvl w:val="0"/>
+          <w:numId w:val="2"/>
+        </w:numPr>
+        <w:spacing w:after="60"/>
+      </w:pPr>
+      <w:r>
+        <w:rPr>
+          <w:rFonts w:ascii="Calibri" w:cs="Calibri" w:eastAsia="Calibri" w:hAnsi="Calibri"/>
+          <w:b/>
+          <w:bCs/>
+          <w:sz w:val="21"/>
+          <w:szCs w:val="21"/>
+        </w:rPr>
+        <w:t xml:space="preserve">Технические навыки: </w:t>
+      </w:r>
+      <w:r>
+        <w:rPr>
+          <w:rFonts w:ascii="Calibri" w:cs="Calibri" w:eastAsia="Calibri" w:hAnsi="Calibri"/>
+          <w:sz w:val="21"/>
+          <w:szCs w:val="21"/>
+        </w:rPr>
+        <w:t xml:space="preserve">программирование и разработка приложений — Python, JavaScript, TypeScript, HTML/CSS, ReactJS, Flutter (iOS и Android), WordPress, работа с командной строкой (CMD) — помогает автоматизировать рутинные процессы</w:t>
+      </w:r>
+    </w:p>
+    <w:p>
+      <w:pPr>
+        <w:pStyle w:val="ListParagraph"/>
+        <w:numPr>
+          <w:ilvl w:val="0"/>
+          <w:numId w:val="2"/>
+        </w:numPr>
+        <w:spacing w:after="60"/>
+      </w:pPr>
+      <w:r>
+        <w:rPr>
+          <w:rFonts w:ascii="Calibri" w:cs="Calibri" w:eastAsia="Calibri" w:hAnsi="Calibri"/>
+          <w:b/>
+          <w:bCs/>
+          <w:sz w:val="21"/>
+          <w:szCs w:val="21"/>
+        </w:rPr>
+        <w:t xml:space="preserve">Работа с ИИ: </w:t>
+      </w:r>
+      <w:r>
+        <w:rPr>
+          <w:rFonts w:ascii="Calibri" w:cs="Calibri" w:eastAsia="Calibri" w:hAnsi="Calibri"/>
+          <w:sz w:val="21"/>
+          <w:szCs w:val="21"/>
+        </w:rPr>
+        <w:t xml:space="preserve">Claude, Codex; разработка собственных датасетов и LoRA на базе готовых моделей; работа с готовыми ИИ-моделями Qwen 2.5, Gemma 4</w:t>
+      </w:r>
+    </w:p>
+    <w:p>
+      <w:pPr>
+        <w:pStyle w:val="ListParagraph"/>
+        <w:numPr>
+          <w:ilvl w:val="0"/>
+          <w:numId w:val="2"/>
+        </w:numPr>
+        <w:spacing w:after="60"/>
+      </w:pPr>
+      <w:r>
+        <w:rPr>
+          <w:rFonts w:ascii="Calibri" w:cs="Calibri" w:eastAsia="Calibri" w:hAnsi="Calibri"/>
+          <w:color w:val="262626"/>
+          <w:sz w:val="21"/>
+          <w:szCs w:val="21"/>
+        </w:rPr>
+        <w:t xml:space="preserve">Операторская работа (кино-индустрия)</w:t>
+      </w:r>
+    </w:p>
+    <w:p>
+      <w:pPr>
+        <w:pStyle w:val="ListParagraph"/>
+        <w:numPr>
+          <w:ilvl w:val="0"/>
+          <w:numId w:val="2"/>
+        </w:numPr>
+        <w:spacing w:after="60"/>
+      </w:pPr>
+      <w:r>
+        <w:rPr>
+          <w:rFonts w:ascii="Calibri" w:cs="Calibri" w:eastAsia="Calibri" w:hAnsi="Calibri"/>
+          <w:color w:val="262626"/>
+          <w:sz w:val="21"/>
+          <w:szCs w:val="21"/>
+        </w:rPr>
+        <w:t xml:space="preserve">Исполнительность, внимательность, ответственность, обучаемость, мотивация</w:t>
       </w:r>
     </w:p>
     <w:p>
@@ -710,6 +607,215 @@
           <w:sz w:val="22"/>
           <w:szCs w:val="22"/>
         </w:rPr>
+        <w:t xml:space="preserve">ДОСТИЖЕНИЯ</w:t>
+      </w:r>
+    </w:p>
+    <w:p>
+      <w:pPr>
+        <w:pStyle w:val="ListParagraph"/>
+        <w:numPr>
+          <w:ilvl w:val="0"/>
+          <w:numId w:val="2"/>
+        </w:numPr>
+        <w:spacing w:after="60"/>
+      </w:pPr>
+      <w:r>
+        <w:rPr>
+          <w:rFonts w:ascii="Calibri" w:cs="Calibri" w:eastAsia="Calibri" w:hAnsi="Calibri"/>
+          <w:color w:val="262626"/>
+          <w:sz w:val="21"/>
+          <w:szCs w:val="21"/>
+        </w:rPr>
+        <w:t xml:space="preserve">Написал первое приложение на базе React — Twitter Clone</w:t>
+      </w:r>
+    </w:p>
+    <w:p>
+      <w:pPr>
+        <w:pStyle w:val="ListParagraph"/>
+        <w:numPr>
+          <w:ilvl w:val="0"/>
+          <w:numId w:val="2"/>
+        </w:numPr>
+        <w:spacing w:after="60"/>
+      </w:pPr>
+      <w:r>
+        <w:rPr>
+          <w:rFonts w:ascii="Calibri" w:cs="Calibri" w:eastAsia="Calibri" w:hAnsi="Calibri"/>
+          <w:color w:val="262626"/>
+          <w:sz w:val="21"/>
+          <w:szCs w:val="21"/>
+        </w:rPr>
+        <w:t xml:space="preserve">Разработал веб-приложение на серверном языке PHP — YouTube Clone</w:t>
+      </w:r>
+    </w:p>
+    <w:p>
+      <w:pPr>
+        <w:pStyle w:val="ListParagraph"/>
+        <w:numPr>
+          <w:ilvl w:val="0"/>
+          <w:numId w:val="2"/>
+        </w:numPr>
+        <w:spacing w:after="60"/>
+      </w:pPr>
+      <w:r>
+        <w:rPr>
+          <w:rFonts w:ascii="Calibri" w:cs="Calibri" w:eastAsia="Calibri" w:hAnsi="Calibri"/>
+          <w:color w:val="262626"/>
+          <w:sz w:val="21"/>
+          <w:szCs w:val="21"/>
+        </w:rPr>
+        <w:t xml:space="preserve">Разработал множество дизайнов веб-приложений</w:t>
+      </w:r>
+    </w:p>
+    <w:p>
+      <w:pPr>
+        <w:pStyle w:val="ListParagraph"/>
+        <w:numPr>
+          <w:ilvl w:val="0"/>
+          <w:numId w:val="2"/>
+        </w:numPr>
+        <w:spacing w:after="60"/>
+      </w:pPr>
+      <w:r>
+        <w:rPr>
+          <w:rFonts w:ascii="Calibri" w:cs="Calibri" w:eastAsia="Calibri" w:hAnsi="Calibri"/>
+          <w:color w:val="262626"/>
+          <w:sz w:val="21"/>
+          <w:szCs w:val="21"/>
+        </w:rPr>
+        <w:t xml:space="preserve">Участие в мероприятии от 1С «День Карьеры»</w:t>
+      </w:r>
+    </w:p>
+    <w:p>
+      <w:pPr>
+        <w:pStyle w:val="ListParagraph"/>
+        <w:numPr>
+          <w:ilvl w:val="0"/>
+          <w:numId w:val="2"/>
+        </w:numPr>
+        <w:spacing w:after="60"/>
+      </w:pPr>
+      <w:r>
+        <w:rPr>
+          <w:rFonts w:ascii="Calibri" w:cs="Calibri" w:eastAsia="Calibri" w:hAnsi="Calibri"/>
+          <w:color w:val="262626"/>
+          <w:sz w:val="21"/>
+          <w:szCs w:val="21"/>
+        </w:rPr>
+        <w:t xml:space="preserve">Участие в мероприятии от ВКонтакте</w:t>
+      </w:r>
+    </w:p>
+    <w:p>
+      <w:pPr>
+        <w:pStyle w:val="ListParagraph"/>
+        <w:numPr>
+          <w:ilvl w:val="0"/>
+          <w:numId w:val="2"/>
+        </w:numPr>
+        <w:spacing w:after="60"/>
+      </w:pPr>
+      <w:r>
+        <w:rPr>
+          <w:rFonts w:ascii="Calibri" w:cs="Calibri" w:eastAsia="Calibri" w:hAnsi="Calibri"/>
+          <w:color w:val="262626"/>
+          <w:sz w:val="21"/>
+          <w:szCs w:val="21"/>
+        </w:rPr>
+        <w:t xml:space="preserve">Смонтировал множество видеороликов на разные тематики</w:t>
+      </w:r>
+    </w:p>
+    <w:p>
+      <w:pPr>
+        <w:pStyle w:val="ListParagraph"/>
+        <w:numPr>
+          <w:ilvl w:val="0"/>
+          <w:numId w:val="2"/>
+        </w:numPr>
+        <w:spacing w:after="60"/>
+      </w:pPr>
+      <w:r>
+        <w:rPr>
+          <w:rFonts w:ascii="Calibri" w:cs="Calibri" w:eastAsia="Calibri" w:hAnsi="Calibri"/>
+          <w:color w:val="262626"/>
+          <w:sz w:val="21"/>
+          <w:szCs w:val="21"/>
+        </w:rPr>
+        <w:t xml:space="preserve">Подготовил информационный портал для подачи заявок на выступление для мероприятия «Iva Fest»</w:t>
+      </w:r>
+    </w:p>
+    <w:p>
+      <w:pPr>
+        <w:pStyle w:val="ListParagraph"/>
+        <w:numPr>
+          <w:ilvl w:val="0"/>
+          <w:numId w:val="2"/>
+        </w:numPr>
+        <w:spacing w:after="60"/>
+      </w:pPr>
+      <w:r>
+        <w:rPr>
+          <w:rFonts w:ascii="Calibri" w:cs="Calibri" w:eastAsia="Calibri" w:hAnsi="Calibri"/>
+          <w:color w:val="262626"/>
+          <w:sz w:val="21"/>
+          <w:szCs w:val="21"/>
+        </w:rPr>
+        <w:t xml:space="preserve">Разработал первую видеоигру для дипломной работы на Unity — «Starship Troopers»</w:t>
+      </w:r>
+    </w:p>
+    <w:p>
+      <w:pPr>
+        <w:pStyle w:val="ListParagraph"/>
+        <w:numPr>
+          <w:ilvl w:val="0"/>
+          <w:numId w:val="2"/>
+        </w:numPr>
+        <w:spacing w:after="60"/>
+      </w:pPr>
+      <w:r>
+        <w:rPr>
+          <w:rFonts w:ascii="Calibri" w:cs="Calibri" w:eastAsia="Calibri" w:hAnsi="Calibri"/>
+          <w:color w:val="262626"/>
+          <w:sz w:val="21"/>
+          <w:szCs w:val="21"/>
+        </w:rPr>
+        <w:t xml:space="preserve">Совместно с программистом разработал CRM веб-приложение для охраны объектов (React, Ionic, TypeScript, Firebase)</w:t>
+      </w:r>
+    </w:p>
+    <w:p>
+      <w:pPr>
+        <w:pStyle w:val="ListParagraph"/>
+        <w:numPr>
+          <w:ilvl w:val="0"/>
+          <w:numId w:val="2"/>
+        </w:numPr>
+        <w:spacing w:after="60"/>
+      </w:pPr>
+      <w:r>
+        <w:rPr>
+          <w:rFonts w:ascii="Calibri" w:cs="Calibri" w:eastAsia="Calibri" w:hAnsi="Calibri"/>
+          <w:color w:val="262626"/>
+          <w:sz w:val="21"/>
+          <w:szCs w:val="21"/>
+        </w:rPr>
+        <w:t xml:space="preserve">Успешно освоил работу с нейросетями на примере Stable Diffusion и её моделей</w:t>
+      </w:r>
+    </w:p>
+    <w:p>
+      <w:pPr>
+        <w:pBdr>
+          <w:bottom w:val="single" w:color="2E74B5" w:sz="8" w:space="4"/>
+        </w:pBdr>
+        <w:spacing w:after="120" w:before="320"/>
+      </w:pPr>
+      <w:r>
+        <w:rPr>
+          <w:rFonts w:ascii="Calibri" w:cs="Calibri" w:eastAsia="Calibri" w:hAnsi="Calibri"/>
+          <w:b/>
+          <w:bCs/>
+          <w:color w:val="1F3864"/>
+          <w:sz w:val="22"/>
+          <w:szCs w:val="22"/>
+        </w:rPr>
         <w:t xml:space="preserve">КОММЕРЧЕСКИЙ ОПЫТ</w:t>
       </w:r>
     </w:p>
@@ -725,7 +831,7 @@
         </w:rPr>
         <w:t xml:space="preserve">Разработка сайта-визитки для 28q на WordPress — </w:t>
       </w:r>
-      <w:hyperlink w:history="1" r:id="rId60sihah-pwfwmtle8oz2x">
+      <w:hyperlink w:history="1" r:id="rIdyophijck705fbxqozmbyv">
         <w:r>
           <w:rPr>
             <w:rFonts w:ascii="Calibri" w:cs="Calibri" w:eastAsia="Calibri" w:hAnsi="Calibri"/>
@@ -827,26 +933,26 @@
           <w:sz w:val="21"/>
           <w:szCs w:val="21"/>
         </w:rPr>
-        <w:t xml:space="preserve">2024 — Международный Восточно-Европейский колледж (МВЕК, г. Ижевск) — куратор производственной практики студентов 2–3 курсов специальности «Программирование»; преподавание в Московской школе кино</w:t>
-      </w:r>
-    </w:p>
-    <w:p>
-      <w:pPr>
-        <w:pStyle w:val="ListParagraph"/>
-        <w:numPr>
-          <w:ilvl w:val="0"/>
-          <w:numId w:val="2"/>
-        </w:numPr>
-        <w:spacing w:after="60"/>
-      </w:pPr>
-      <w:r>
-        <w:rPr>
-          <w:rFonts w:ascii="Calibri" w:cs="Calibri" w:eastAsia="Calibri" w:hAnsi="Calibri"/>
-          <w:color w:val="262626"/>
-          <w:sz w:val="21"/>
-          <w:szCs w:val="21"/>
-        </w:rPr>
-        <w:t xml:space="preserve">2024–2025 — «НПО Varya», г. Москва — программист на Unreal Engine, CGI-специалист, руководитель IT</w:t>
+        <w:t xml:space="preserve">2024 — Международный Восточно-Европейский колледж (МВЕК, г. Ижевск) — куратор производственной практики студентов 2–3 курсов специальности «Программирование»</w:t>
+      </w:r>
+    </w:p>
+    <w:p>
+      <w:pPr>
+        <w:pStyle w:val="ListParagraph"/>
+        <w:numPr>
+          <w:ilvl w:val="0"/>
+          <w:numId w:val="2"/>
+        </w:numPr>
+        <w:spacing w:after="60"/>
+      </w:pPr>
+      <w:r>
+        <w:rPr>
+          <w:rFonts w:ascii="Calibri" w:cs="Calibri" w:eastAsia="Calibri" w:hAnsi="Calibri"/>
+          <w:color w:val="262626"/>
+          <w:sz w:val="21"/>
+          <w:szCs w:val="21"/>
+        </w:rPr>
+        <w:t xml:space="preserve">2024–2025 — «НПО Varya», г. Москва — программист на Unreal Engine, CGI-специалист; работа с компьютерной графикой (Blender, Unreal Engine 5), веб-разработка</w:t>
       </w:r>
     </w:p>
     <w:p>
@@ -884,7 +990,45 @@
           <w:sz w:val="21"/>
           <w:szCs w:val="21"/>
         </w:rPr>
+        <w:t xml:space="preserve">2025, ноябрь – 2026, январь — КНИТУ-КАИ, г. Казань — IT-специалист</w:t>
+      </w:r>
+    </w:p>
+    <w:p>
+      <w:pPr>
+        <w:pStyle w:val="ListParagraph"/>
+        <w:numPr>
+          <w:ilvl w:val="0"/>
+          <w:numId w:val="2"/>
+        </w:numPr>
+        <w:spacing w:after="60"/>
+      </w:pPr>
+      <w:r>
+        <w:rPr>
+          <w:rFonts w:ascii="Calibri" w:cs="Calibri" w:eastAsia="Calibri" w:hAnsi="Calibri"/>
+          <w:color w:val="262626"/>
+          <w:sz w:val="21"/>
+          <w:szCs w:val="21"/>
+        </w:rPr>
         <w:t xml:space="preserve">2026 — по настоящее время (удалённая работа, ГПХ) — ООО «Lumen Group» — Flutter, React-разработчик, Arduino-программист</w:t>
+      </w:r>
+    </w:p>
+    <w:p>
+      <w:pPr>
+        <w:pStyle w:val="ListParagraph"/>
+        <w:numPr>
+          <w:ilvl w:val="0"/>
+          <w:numId w:val="2"/>
+        </w:numPr>
+        <w:spacing w:after="60"/>
+      </w:pPr>
+      <w:r>
+        <w:rPr>
+          <w:rFonts w:ascii="Calibri" w:cs="Calibri" w:eastAsia="Calibri" w:hAnsi="Calibri"/>
+          <w:color w:val="262626"/>
+          <w:sz w:val="21"/>
+          <w:szCs w:val="21"/>
+        </w:rPr>
+        <w:t xml:space="preserve">2026, февраль – 2026, май — Международный Восточно-Европейский колледж (МВЕК, г. Ижевск) — преподаватель и руководитель IT-платформы Instudy</w:t>
       </w:r>
     </w:p>
     <w:p>
@@ -977,7 +1121,7 @@
           <w:sz w:val="21"/>
           <w:szCs w:val="21"/>
         </w:rPr>
-        <w:t xml:space="preserve">английский язык — Начальный (A2)</w:t>
+        <w:t xml:space="preserve">английский язык — средний (B1, Intermediate)</w:t>
       </w:r>
     </w:p>
     <w:p>
@@ -1035,7 +1179,7 @@
         </w:rPr>
         <w:t xml:space="preserve">Коммерческие кейсы: </w:t>
       </w:r>
-      <w:hyperlink w:history="1" r:id="rId6ljcuqkyfupbfatzlgat1">
+      <w:hyperlink w:history="1" r:id="rIdzduwq8cxe9iilyhylaqqu">
         <w:r>
           <w:rPr>
             <w:rFonts w:ascii="Calibri" w:cs="Calibri" w:eastAsia="Calibri" w:hAnsi="Calibri"/>
@@ -1065,7 +1209,7 @@
         </w:rPr>
         <w:t xml:space="preserve">Сайт-визитка / портфолио: </w:t>
       </w:r>
-      <w:hyperlink w:history="1" r:id="rId_p5bgm18joccjeeqyo5ck">
+      <w:hyperlink w:history="1" r:id="rIdqjlnmkzjebq0gvyzfc1mz">
         <w:r>
           <w:rPr>
             <w:rFonts w:ascii="Calibri" w:cs="Calibri" w:eastAsia="Calibri" w:hAnsi="Calibri"/>
@@ -1095,7 +1239,7 @@
         </w:rPr>
         <w:t xml:space="preserve">Портфолио (Google Drive): </w:t>
       </w:r>
-      <w:hyperlink w:history="1" r:id="rIdekxigphj1vxwi6y-dzjp2">
+      <w:hyperlink w:history="1" r:id="rId8jpxbu0b6ro4ln4m0mfl5">
         <w:r>
           <w:rPr>
             <w:rFonts w:ascii="Calibri" w:cs="Calibri" w:eastAsia="Calibri" w:hAnsi="Calibri"/>
@@ -1125,7 +1269,7 @@
         </w:rPr>
         <w:t xml:space="preserve">GitHub: </w:t>
       </w:r>
-      <w:hyperlink w:history="1" r:id="rIdfqchgof8zwsm_zdfskstu">
+      <w:hyperlink w:history="1" r:id="rIdmgunhaso_ru3nhxvng4rq">
         <w:r>
           <w:rPr>
             <w:rFonts w:ascii="Calibri" w:cs="Calibri" w:eastAsia="Calibri" w:hAnsi="Calibri"/>
@@ -1137,37 +1281,6 @@
           <w:t xml:space="preserve">github.com/ReunionRS</w:t>
         </w:r>
       </w:hyperlink>
-    </w:p>
-    <w:p>
-      <w:pPr>
-        <w:spacing w:after="40" w:before="160"/>
-      </w:pPr>
-      <w:r>
-        <w:rPr>
-          <w:rFonts w:ascii="Calibri" w:cs="Calibri" w:eastAsia="Calibri" w:hAnsi="Calibri"/>
-          <w:b/>
-          <w:bCs/>
-          <w:sz w:val="21"/>
-          <w:szCs w:val="21"/>
-        </w:rPr>
-        <w:t xml:space="preserve">Хобби: </w:t>
-      </w:r>
-    </w:p>
-    <w:p>
-      <w:pPr>
-        <w:spacing w:after="0"/>
-      </w:pPr>
-      <w:r>
-        <w:rPr>
-          <w:rFonts w:ascii="Calibri" w:cs="Calibri" w:eastAsia="Calibri" w:hAnsi="Calibri"/>
-          <w:b w:val="false"/>
-          <w:bCs w:val="false"/>
-          <w:color w:val="262626"/>
-          <w:sz w:val="21"/>
-          <w:szCs w:val="21"/>
-        </w:rPr>
-        <w:t xml:space="preserve">Написание небольших сценариев для личных видеопроектов, косплей, обработка и монтаж видео, веб-разработка, изучение иностранных языков, работа с нейросетями. В данный момент вместе с командой из 10 человек в свободное время разрабатываю видеоигру на Unity «Mondragon-Souls».</w:t>
-      </w:r>
     </w:p>
     <w:sectPr>
       <w:pgSz w:w="11906" w:h="16838" w:orient="portrait"/>
